--- a/Writeup_Assignment2.docx
+++ b/Writeup_Assignment2.docx
@@ -57,40 +57,22 @@
       </w:r>
       <w:proofErr w:type="spellEnd"/>
       <w:r>
-        <w:t xml:space="preserve"> to generate the graphical interface and a minimax search algorithm with </w:t>
-      </w:r>
-      <w:proofErr w:type="gramStart"/>
-      <w:r>
-        <w:t>an optional</w:t>
-      </w:r>
-      <w:proofErr w:type="gramEnd"/>
-      <w:r>
-        <w:t xml:space="preserve"> alpha-beta pr</w:t>
+        <w:t xml:space="preserve"> to generate the graphical interface and a minimax search algorithm with an optional alpha-beta pr</w:t>
       </w:r>
       <w:r>
         <w:t>u</w:t>
       </w:r>
       <w:r>
-        <w:t xml:space="preserve">ning. The AI based on heuristic logic will always choose the center position (3) as the optimal choice for the opening move. The test results show that states explored and average search </w:t>
-      </w:r>
-      <w:proofErr w:type="gramStart"/>
-      <w:r>
-        <w:t>time to</w:t>
-      </w:r>
-      <w:proofErr w:type="gramEnd"/>
-      <w:r>
-        <w:t xml:space="preserve"> are significantly reduced while maintaining similar outcomes. This becomes more apparen</w:t>
+        <w:t>ning. The AI based on heuristic logic will choose the optimal choice</w:t>
       </w:r>
       <w:r>
-        <w:t xml:space="preserve">t at depths of three and </w:t>
+        <w:t xml:space="preserve"> using piece window, value heuristic, and position hierarchy</w:t>
       </w:r>
-      <w:proofErr w:type="gramStart"/>
       <w:r>
-        <w:t>above where</w:t>
+        <w:t>. The test results show that states explored and average search time to are significantly reduced while maintaining similar outcomes. This becomes more apparen</w:t>
       </w:r>
-      <w:proofErr w:type="gramEnd"/>
       <w:r>
-        <w:t xml:space="preserve"> times and states explored rapidly diverge between the two methods.</w:t>
+        <w:t>t at depths of three and above where times and states explored rapidly diverge between the two methods.</w:t>
       </w:r>
       <w:r>
         <w:t xml:space="preserve"> </w:t>
@@ -124,15 +106,7 @@
         <w:t xml:space="preserve">The AI logic and minimax algorithm is covered under the AiandTurnLogic.py file. The algorithm works by performing a depth search to the specified value based on the users input in the gam GUI using the arrow keys. </w:t>
       </w:r>
       <w:r>
-        <w:t xml:space="preserve">It maximizes the values for the </w:t>
-      </w:r>
-      <w:proofErr w:type="gramStart"/>
-      <w:r>
-        <w:t>players</w:t>
-      </w:r>
-      <w:proofErr w:type="gramEnd"/>
-      <w:r>
-        <w:t xml:space="preserve"> turn and minimizes the negatives on the opponent’s turn. </w:t>
+        <w:t xml:space="preserve">It maximizes the values for the players turn and minimizes the negatives on the opponent’s turn. </w:t>
       </w:r>
     </w:p>
     <w:p>
@@ -344,13 +318,22 @@
       </w:r>
       <w:proofErr w:type="spellEnd"/>
       <w:r>
-        <w:t xml:space="preserve"> are way more efficient than copying the board over every time (another </w:t>
+        <w:t xml:space="preserve"> </w:t>
+      </w:r>
+      <w:r>
+        <w:t>version is</w:t>
+      </w:r>
+      <w:r>
+        <w:t xml:space="preserve"> way more efficient than copying the board over every time (</w:t>
       </w:r>
       <w:proofErr w:type="spellStart"/>
       <w:r>
         <w:t>claude</w:t>
       </w:r>
       <w:proofErr w:type="spellEnd"/>
+      <w:r>
+        <w:t xml:space="preserve"> code review</w:t>
+      </w:r>
       <w:r>
         <w:t xml:space="preserve"> recommendation)</w:t>
       </w:r>
@@ -384,21 +367,8 @@
           <w:numId w:val="1"/>
         </w:numPr>
       </w:pPr>
-      <w:proofErr w:type="gramStart"/>
       <w:r>
-        <w:t>The alpha</w:t>
-      </w:r>
-      <w:proofErr w:type="gramEnd"/>
-      <w:r>
-        <w:t xml:space="preserve"> beta takes the best value and if a leaf is found that is worse or not as </w:t>
-      </w:r>
-      <w:proofErr w:type="gramStart"/>
-      <w:r>
-        <w:t>good</w:t>
-      </w:r>
-      <w:proofErr w:type="gramEnd"/>
-      <w:r>
-        <w:t xml:space="preserve"> we break the loop instead of iterating to depth</w:t>
+        <w:t>The alpha beta takes the best value and if a leaf is found that is worse or not as good we break the loop instead of iterating to depth</w:t>
       </w:r>
     </w:p>
     <w:p/>
@@ -425,30 +395,23 @@
         <w:t xml:space="preserve">Alpha-beta pruning was added based on the instructions. In the user interface Alpha-beta can be toggled on/off by using the </w:t>
       </w:r>
       <w:r>
-        <w:t xml:space="preserve">‘A’ key. In the function this is added as a state as part of the minimax algorithm. The alpha beta operates </w:t>
+        <w:t xml:space="preserve">‘A’ key. In the function this is added as a state as part of the minimax algorithm. The alpha beta operates on two ways. </w:t>
       </w:r>
-      <w:proofErr w:type="gramStart"/>
       <w:r>
-        <w:t>on</w:t>
+        <w:t>The alpha works as a best score maximizer while the beta is the best score minimizer</w:t>
       </w:r>
-      <w:proofErr w:type="gramEnd"/>
       <w:r>
-        <w:t xml:space="preserve"> two ways. The first is the alpha that aims at maximizing the current players chances of winning by looking at when it </w:t>
+        <w:t xml:space="preserve">. </w:t>
+      </w:r>
+      <w:r>
+        <w:t xml:space="preserve">The branch is pruned </w:t>
       </w:r>
       <w:r>
         <w:lastRenderedPageBreak/>
-        <w:t xml:space="preserve">will be the current players turn and using that value to make the best decision (lesser values are “pruned” and therefore not explored). The beta however looks at the </w:t>
-      </w:r>
-      <w:proofErr w:type="gramStart"/>
-      <w:r>
-        <w:t>oppositions</w:t>
-      </w:r>
-      <w:proofErr w:type="gramEnd"/>
-      <w:r>
-        <w:t xml:space="preserve"> moves and reduces the negative effect </w:t>
+        <w:t xml:space="preserve">when the alpha is &gt; beta. </w:t>
       </w:r>
       <w:r>
-        <w:t>of a move by the opposition (the worst being an enemy win state). Based on the chart below, by avoiding exploring these unideal scenarios</w:t>
+        <w:t>Based on the chart below, by avoiding exploring these unideal scenarios</w:t>
       </w:r>
       <w:r>
         <w:t xml:space="preserve"> </w:t>
@@ -1165,14 +1128,12 @@
             </w:pPr>
             <w:r>
               <w:rPr>
-                <w:rFonts w:ascii="Aptos Narrow" w:eastAsia="Times New Roman" w:hAnsi="Aptos Narrow" w:cs="Times New Roman"/>
-                <w:color w:val="000000"/>
-                <w:kern w:val="0"/>
-                <w:sz w:val="22"/>
-                <w:szCs w:val="22"/>
-                <w14:ligatures w14:val="none"/>
-              </w:rPr>
-              <w:t>32.00</w:t>
+                <w:rFonts w:ascii="Aptos Narrow" w:hAnsi="Aptos Narrow"/>
+                <w:color w:val="000000"/>
+                <w:sz w:val="22"/>
+                <w:szCs w:val="22"/>
+              </w:rPr>
+              <w:t>32</w:t>
             </w:r>
           </w:p>
         </w:tc>
@@ -1363,14 +1324,12 @@
             </w:pPr>
             <w:r>
               <w:rPr>
-                <w:rFonts w:ascii="Aptos Narrow" w:eastAsia="Times New Roman" w:hAnsi="Aptos Narrow" w:cs="Times New Roman"/>
-                <w:color w:val="000000"/>
-                <w:kern w:val="0"/>
-                <w:sz w:val="22"/>
-                <w:szCs w:val="22"/>
-                <w14:ligatures w14:val="none"/>
-              </w:rPr>
-              <w:t>32.00</w:t>
+                <w:rFonts w:ascii="Aptos Narrow" w:hAnsi="Aptos Narrow"/>
+                <w:color w:val="000000"/>
+                <w:sz w:val="22"/>
+                <w:szCs w:val="22"/>
+              </w:rPr>
+              <w:t>32</w:t>
             </w:r>
           </w:p>
         </w:tc>
@@ -1595,13 +1554,11 @@
             </w:pPr>
             <w:r>
               <w:rPr>
-                <w:rFonts w:ascii="Aptos Narrow" w:eastAsia="Times New Roman" w:hAnsi="Aptos Narrow" w:cs="Times New Roman"/>
-                <w:kern w:val="0"/>
-                <w:sz w:val="22"/>
-                <w:szCs w:val="22"/>
-                <w14:ligatures w14:val="none"/>
-              </w:rPr>
-              <w:t>24.00</w:t>
+                <w:rFonts w:ascii="Aptos Narrow" w:hAnsi="Aptos Narrow"/>
+                <w:sz w:val="22"/>
+                <w:szCs w:val="22"/>
+              </w:rPr>
+              <w:t>24</w:t>
             </w:r>
           </w:p>
         </w:tc>
@@ -1778,13 +1735,11 @@
             </w:pPr>
             <w:r>
               <w:rPr>
-                <w:rFonts w:ascii="Aptos Narrow" w:eastAsia="Times New Roman" w:hAnsi="Aptos Narrow" w:cs="Times New Roman"/>
-                <w:kern w:val="0"/>
-                <w:sz w:val="22"/>
-                <w:szCs w:val="22"/>
-                <w14:ligatures w14:val="none"/>
-              </w:rPr>
-              <w:t>24.00</w:t>
+                <w:rFonts w:ascii="Aptos Narrow" w:hAnsi="Aptos Narrow"/>
+                <w:sz w:val="22"/>
+                <w:szCs w:val="22"/>
+              </w:rPr>
+              <w:t>24</w:t>
             </w:r>
           </w:p>
         </w:tc>
@@ -2014,14 +1969,12 @@
             </w:pPr>
             <w:r>
               <w:rPr>
-                <w:rFonts w:ascii="Aptos Narrow" w:eastAsia="Times New Roman" w:hAnsi="Aptos Narrow" w:cs="Times New Roman"/>
-                <w:color w:val="000000"/>
-                <w:kern w:val="0"/>
-                <w:sz w:val="22"/>
-                <w:szCs w:val="22"/>
-                <w14:ligatures w14:val="none"/>
-              </w:rPr>
-              <w:t>574.00</w:t>
+                <w:rFonts w:ascii="Aptos Narrow" w:hAnsi="Aptos Narrow"/>
+                <w:color w:val="000000"/>
+                <w:sz w:val="22"/>
+                <w:szCs w:val="22"/>
+              </w:rPr>
+              <w:t>574</w:t>
             </w:r>
           </w:p>
         </w:tc>
@@ -2211,14 +2164,12 @@
             </w:pPr>
             <w:r>
               <w:rPr>
-                <w:rFonts w:ascii="Aptos Narrow" w:eastAsia="Times New Roman" w:hAnsi="Aptos Narrow" w:cs="Times New Roman"/>
-                <w:color w:val="000000"/>
-                <w:kern w:val="0"/>
-                <w:sz w:val="22"/>
-                <w:szCs w:val="22"/>
-                <w14:ligatures w14:val="none"/>
-              </w:rPr>
-              <w:t>329.00</w:t>
+                <w:rFonts w:ascii="Aptos Narrow" w:hAnsi="Aptos Narrow"/>
+                <w:color w:val="000000"/>
+                <w:sz w:val="22"/>
+                <w:szCs w:val="22"/>
+              </w:rPr>
+              <w:t>329</w:t>
             </w:r>
           </w:p>
         </w:tc>
@@ -2443,13 +2394,11 @@
             </w:pPr>
             <w:r>
               <w:rPr>
-                <w:rFonts w:ascii="Aptos Narrow" w:eastAsia="Times New Roman" w:hAnsi="Aptos Narrow" w:cs="Times New Roman"/>
-                <w:kern w:val="0"/>
-                <w:sz w:val="22"/>
-                <w:szCs w:val="22"/>
-                <w14:ligatures w14:val="none"/>
-              </w:rPr>
-              <w:t>546.00</w:t>
+                <w:rFonts w:ascii="Aptos Narrow" w:hAnsi="Aptos Narrow"/>
+                <w:sz w:val="22"/>
+                <w:szCs w:val="22"/>
+              </w:rPr>
+              <w:t>546</w:t>
             </w:r>
           </w:p>
         </w:tc>
@@ -2626,13 +2575,11 @@
             </w:pPr>
             <w:r>
               <w:rPr>
-                <w:rFonts w:ascii="Aptos Narrow" w:eastAsia="Times New Roman" w:hAnsi="Aptos Narrow" w:cs="Times New Roman"/>
-                <w:kern w:val="0"/>
-                <w:sz w:val="22"/>
-                <w:szCs w:val="22"/>
-                <w14:ligatures w14:val="none"/>
-              </w:rPr>
-              <w:t>326.00</w:t>
+                <w:rFonts w:ascii="Aptos Narrow" w:hAnsi="Aptos Narrow"/>
+                <w:sz w:val="22"/>
+                <w:szCs w:val="22"/>
+              </w:rPr>
+              <w:t>326</w:t>
             </w:r>
           </w:p>
         </w:tc>
@@ -2862,14 +2809,12 @@
             </w:pPr>
             <w:r>
               <w:rPr>
-                <w:rFonts w:ascii="Aptos Narrow" w:eastAsia="Times New Roman" w:hAnsi="Aptos Narrow" w:cs="Times New Roman"/>
-                <w:color w:val="000000"/>
-                <w:kern w:val="0"/>
-                <w:sz w:val="22"/>
-                <w:szCs w:val="22"/>
-                <w14:ligatures w14:val="none"/>
-              </w:rPr>
-              <w:t>4,055.00</w:t>
+                <w:rFonts w:ascii="Aptos Narrow" w:hAnsi="Aptos Narrow"/>
+                <w:color w:val="000000"/>
+                <w:sz w:val="22"/>
+                <w:szCs w:val="22"/>
+              </w:rPr>
+              <w:t>4,055</w:t>
             </w:r>
           </w:p>
         </w:tc>
@@ -3059,14 +3004,12 @@
             </w:pPr>
             <w:r>
               <w:rPr>
-                <w:rFonts w:ascii="Aptos Narrow" w:eastAsia="Times New Roman" w:hAnsi="Aptos Narrow" w:cs="Times New Roman"/>
-                <w:color w:val="000000"/>
-                <w:kern w:val="0"/>
-                <w:sz w:val="22"/>
-                <w:szCs w:val="22"/>
-                <w14:ligatures w14:val="none"/>
-              </w:rPr>
-              <w:t>1,571.00</w:t>
+                <w:rFonts w:ascii="Aptos Narrow" w:hAnsi="Aptos Narrow"/>
+                <w:color w:val="000000"/>
+                <w:sz w:val="22"/>
+                <w:szCs w:val="22"/>
+              </w:rPr>
+              <w:t>1,571</w:t>
             </w:r>
           </w:p>
         </w:tc>
@@ -3291,13 +3234,11 @@
             </w:pPr>
             <w:r>
               <w:rPr>
-                <w:rFonts w:ascii="Aptos Narrow" w:eastAsia="Times New Roman" w:hAnsi="Aptos Narrow" w:cs="Times New Roman"/>
-                <w:kern w:val="0"/>
-                <w:sz w:val="22"/>
-                <w:szCs w:val="22"/>
-                <w14:ligatures w14:val="none"/>
-              </w:rPr>
-              <w:t>3,894.00</w:t>
+                <w:rFonts w:ascii="Aptos Narrow" w:hAnsi="Aptos Narrow"/>
+                <w:sz w:val="22"/>
+                <w:szCs w:val="22"/>
+              </w:rPr>
+              <w:t>3,894</w:t>
             </w:r>
           </w:p>
         </w:tc>
@@ -3474,13 +3415,11 @@
             </w:pPr>
             <w:r>
               <w:rPr>
-                <w:rFonts w:ascii="Aptos Narrow" w:eastAsia="Times New Roman" w:hAnsi="Aptos Narrow" w:cs="Times New Roman"/>
-                <w:kern w:val="0"/>
-                <w:sz w:val="22"/>
-                <w:szCs w:val="22"/>
-                <w14:ligatures w14:val="none"/>
-              </w:rPr>
-              <w:t>1,475.00</w:t>
+                <w:rFonts w:ascii="Aptos Narrow" w:hAnsi="Aptos Narrow"/>
+                <w:sz w:val="22"/>
+                <w:szCs w:val="22"/>
+              </w:rPr>
+              <w:t>1,475</w:t>
             </w:r>
           </w:p>
         </w:tc>
@@ -3710,14 +3649,12 @@
             </w:pPr>
             <w:r>
               <w:rPr>
-                <w:rFonts w:ascii="Aptos Narrow" w:eastAsia="Times New Roman" w:hAnsi="Aptos Narrow" w:cs="Times New Roman"/>
-                <w:color w:val="000000"/>
-                <w:kern w:val="0"/>
-                <w:sz w:val="22"/>
-                <w:szCs w:val="22"/>
-                <w14:ligatures w14:val="none"/>
-              </w:rPr>
-              <w:t>25,165.00</w:t>
+                <w:rFonts w:ascii="Aptos Narrow" w:hAnsi="Aptos Narrow"/>
+                <w:color w:val="000000"/>
+                <w:sz w:val="22"/>
+                <w:szCs w:val="22"/>
+              </w:rPr>
+              <w:t>25,165</w:t>
             </w:r>
           </w:p>
         </w:tc>
@@ -3907,14 +3844,12 @@
             </w:pPr>
             <w:r>
               <w:rPr>
-                <w:rFonts w:ascii="Aptos Narrow" w:eastAsia="Times New Roman" w:hAnsi="Aptos Narrow" w:cs="Times New Roman"/>
-                <w:color w:val="000000"/>
-                <w:kern w:val="0"/>
-                <w:sz w:val="22"/>
-                <w:szCs w:val="22"/>
-                <w14:ligatures w14:val="none"/>
-              </w:rPr>
-              <w:t>4,865.00</w:t>
+                <w:rFonts w:ascii="Aptos Narrow" w:hAnsi="Aptos Narrow"/>
+                <w:color w:val="000000"/>
+                <w:sz w:val="22"/>
+                <w:szCs w:val="22"/>
+              </w:rPr>
+              <w:t>4,865</w:t>
             </w:r>
           </w:p>
         </w:tc>
@@ -4139,13 +4074,11 @@
             </w:pPr>
             <w:r>
               <w:rPr>
-                <w:rFonts w:ascii="Aptos Narrow" w:eastAsia="Times New Roman" w:hAnsi="Aptos Narrow" w:cs="Times New Roman"/>
-                <w:kern w:val="0"/>
-                <w:sz w:val="22"/>
-                <w:szCs w:val="22"/>
-                <w14:ligatures w14:val="none"/>
-              </w:rPr>
-              <w:t>24,258.00</w:t>
+                <w:rFonts w:ascii="Aptos Narrow" w:hAnsi="Aptos Narrow"/>
+                <w:sz w:val="22"/>
+                <w:szCs w:val="22"/>
+              </w:rPr>
+              <w:t>24,258</w:t>
             </w:r>
           </w:p>
         </w:tc>
@@ -4322,13 +4255,11 @@
             </w:pPr>
             <w:r>
               <w:rPr>
-                <w:rFonts w:ascii="Aptos Narrow" w:eastAsia="Times New Roman" w:hAnsi="Aptos Narrow" w:cs="Times New Roman"/>
-                <w:kern w:val="0"/>
-                <w:sz w:val="22"/>
-                <w:szCs w:val="22"/>
-                <w14:ligatures w14:val="none"/>
-              </w:rPr>
-              <w:t>4,981.00</w:t>
+                <w:rFonts w:ascii="Aptos Narrow" w:hAnsi="Aptos Narrow"/>
+                <w:sz w:val="22"/>
+                <w:szCs w:val="22"/>
+              </w:rPr>
+              <w:t>4,981</w:t>
             </w:r>
           </w:p>
         </w:tc>
@@ -4558,14 +4489,12 @@
             </w:pPr>
             <w:r>
               <w:rPr>
-                <w:rFonts w:ascii="Aptos Narrow" w:eastAsia="Times New Roman" w:hAnsi="Aptos Narrow" w:cs="Times New Roman"/>
-                <w:color w:val="000000"/>
-                <w:kern w:val="0"/>
-                <w:sz w:val="22"/>
-                <w:szCs w:val="22"/>
-                <w14:ligatures w14:val="none"/>
-              </w:rPr>
-              <w:t>125,117.00</w:t>
+                <w:rFonts w:ascii="Aptos Narrow" w:hAnsi="Aptos Narrow"/>
+                <w:color w:val="000000"/>
+                <w:sz w:val="22"/>
+                <w:szCs w:val="22"/>
+              </w:rPr>
+              <w:t>125,117</w:t>
             </w:r>
           </w:p>
         </w:tc>
@@ -4755,14 +4684,12 @@
             </w:pPr>
             <w:r>
               <w:rPr>
-                <w:rFonts w:ascii="Aptos Narrow" w:eastAsia="Times New Roman" w:hAnsi="Aptos Narrow" w:cs="Times New Roman"/>
-                <w:color w:val="000000"/>
-                <w:kern w:val="0"/>
-                <w:sz w:val="22"/>
-                <w:szCs w:val="22"/>
-                <w14:ligatures w14:val="none"/>
-              </w:rPr>
-              <w:t>11,196.00</w:t>
+                <w:rFonts w:ascii="Aptos Narrow" w:hAnsi="Aptos Narrow"/>
+                <w:color w:val="000000"/>
+                <w:sz w:val="22"/>
+                <w:szCs w:val="22"/>
+              </w:rPr>
+              <w:t>11,196</w:t>
             </w:r>
           </w:p>
         </w:tc>
@@ -4987,13 +4914,11 @@
             </w:pPr>
             <w:r>
               <w:rPr>
-                <w:rFonts w:ascii="Aptos Narrow" w:eastAsia="Times New Roman" w:hAnsi="Aptos Narrow" w:cs="Times New Roman"/>
-                <w:kern w:val="0"/>
-                <w:sz w:val="22"/>
-                <w:szCs w:val="22"/>
-                <w14:ligatures w14:val="none"/>
-              </w:rPr>
-              <w:t>120,161.00</w:t>
+                <w:rFonts w:ascii="Aptos Narrow" w:hAnsi="Aptos Narrow"/>
+                <w:sz w:val="22"/>
+                <w:szCs w:val="22"/>
+              </w:rPr>
+              <w:t>120,161</w:t>
             </w:r>
           </w:p>
         </w:tc>
@@ -5170,13 +5095,11 @@
             </w:pPr>
             <w:r>
               <w:rPr>
-                <w:rFonts w:ascii="Aptos Narrow" w:eastAsia="Times New Roman" w:hAnsi="Aptos Narrow" w:cs="Times New Roman"/>
-                <w:kern w:val="0"/>
-                <w:sz w:val="22"/>
-                <w:szCs w:val="22"/>
-                <w14:ligatures w14:val="none"/>
-              </w:rPr>
-              <w:t>12,026.00</w:t>
+                <w:rFonts w:ascii="Aptos Narrow" w:hAnsi="Aptos Narrow"/>
+                <w:sz w:val="22"/>
+                <w:szCs w:val="22"/>
+              </w:rPr>
+              <w:t>12,026</w:t>
             </w:r>
           </w:p>
         </w:tc>
@@ -5406,14 +5329,12 @@
             </w:pPr>
             <w:r>
               <w:rPr>
-                <w:rFonts w:ascii="Aptos Narrow" w:eastAsia="Times New Roman" w:hAnsi="Aptos Narrow" w:cs="Times New Roman"/>
-                <w:color w:val="000000"/>
-                <w:kern w:val="0"/>
-                <w:sz w:val="22"/>
-                <w:szCs w:val="22"/>
-                <w14:ligatures w14:val="none"/>
-              </w:rPr>
-              <w:t>746,622.00</w:t>
+                <w:rFonts w:ascii="Aptos Narrow" w:hAnsi="Aptos Narrow"/>
+                <w:color w:val="000000"/>
+                <w:sz w:val="22"/>
+                <w:szCs w:val="22"/>
+              </w:rPr>
+              <w:t>746,622</w:t>
             </w:r>
           </w:p>
         </w:tc>
@@ -5603,14 +5524,12 @@
             </w:pPr>
             <w:r>
               <w:rPr>
-                <w:rFonts w:ascii="Aptos Narrow" w:eastAsia="Times New Roman" w:hAnsi="Aptos Narrow" w:cs="Times New Roman"/>
-                <w:color w:val="000000"/>
-                <w:kern w:val="0"/>
-                <w:sz w:val="22"/>
-                <w:szCs w:val="22"/>
-                <w14:ligatures w14:val="none"/>
-              </w:rPr>
-              <w:t>26,445.00</w:t>
+                <w:rFonts w:ascii="Aptos Narrow" w:hAnsi="Aptos Narrow"/>
+                <w:color w:val="000000"/>
+                <w:sz w:val="22"/>
+                <w:szCs w:val="22"/>
+              </w:rPr>
+              <w:t>26,445</w:t>
             </w:r>
           </w:p>
         </w:tc>
@@ -5835,13 +5754,11 @@
             </w:pPr>
             <w:r>
               <w:rPr>
-                <w:rFonts w:ascii="Aptos Narrow" w:eastAsia="Times New Roman" w:hAnsi="Aptos Narrow" w:cs="Times New Roman"/>
-                <w:kern w:val="0"/>
-                <w:sz w:val="22"/>
-                <w:szCs w:val="22"/>
-                <w14:ligatures w14:val="none"/>
-              </w:rPr>
-              <w:t>688,032.00</w:t>
+                <w:rFonts w:ascii="Aptos Narrow" w:hAnsi="Aptos Narrow"/>
+                <w:sz w:val="22"/>
+                <w:szCs w:val="22"/>
+              </w:rPr>
+              <w:t>688,032</w:t>
             </w:r>
           </w:p>
         </w:tc>
@@ -6018,13 +5935,11 @@
             </w:pPr>
             <w:r>
               <w:rPr>
-                <w:rFonts w:ascii="Aptos Narrow" w:eastAsia="Times New Roman" w:hAnsi="Aptos Narrow" w:cs="Times New Roman"/>
-                <w:kern w:val="0"/>
-                <w:sz w:val="22"/>
-                <w:szCs w:val="22"/>
-                <w14:ligatures w14:val="none"/>
-              </w:rPr>
-              <w:t>27,884.00</w:t>
+                <w:rFonts w:ascii="Aptos Narrow" w:hAnsi="Aptos Narrow"/>
+                <w:sz w:val="22"/>
+                <w:szCs w:val="22"/>
+              </w:rPr>
+              <w:t>27,884</w:t>
             </w:r>
           </w:p>
         </w:tc>
@@ -6254,14 +6169,12 @@
             </w:pPr>
             <w:r>
               <w:rPr>
-                <w:rFonts w:ascii="Aptos Narrow" w:eastAsia="Times New Roman" w:hAnsi="Aptos Narrow" w:cs="Times New Roman"/>
-                <w:color w:val="000000"/>
-                <w:kern w:val="0"/>
-                <w:sz w:val="22"/>
-                <w:szCs w:val="22"/>
-                <w14:ligatures w14:val="none"/>
-              </w:rPr>
-              <w:t>4,220,602.00</w:t>
+                <w:rFonts w:ascii="Aptos Narrow" w:hAnsi="Aptos Narrow"/>
+                <w:color w:val="000000"/>
+                <w:sz w:val="22"/>
+                <w:szCs w:val="22"/>
+              </w:rPr>
+              <w:t>4,220,602</w:t>
             </w:r>
           </w:p>
         </w:tc>
@@ -6451,14 +6364,12 @@
             </w:pPr>
             <w:r>
               <w:rPr>
-                <w:rFonts w:ascii="Aptos Narrow" w:eastAsia="Times New Roman" w:hAnsi="Aptos Narrow" w:cs="Times New Roman"/>
-                <w:color w:val="000000"/>
-                <w:kern w:val="0"/>
-                <w:sz w:val="22"/>
-                <w:szCs w:val="22"/>
-                <w14:ligatures w14:val="none"/>
-              </w:rPr>
-              <w:t>114,053.00</w:t>
+                <w:rFonts w:ascii="Aptos Narrow" w:hAnsi="Aptos Narrow"/>
+                <w:color w:val="000000"/>
+                <w:sz w:val="22"/>
+                <w:szCs w:val="22"/>
+              </w:rPr>
+              <w:t>114,053</w:t>
             </w:r>
           </w:p>
         </w:tc>
@@ -6683,13 +6594,11 @@
             </w:pPr>
             <w:r>
               <w:rPr>
-                <w:rFonts w:ascii="Aptos Narrow" w:eastAsia="Times New Roman" w:hAnsi="Aptos Narrow" w:cs="Times New Roman"/>
-                <w:kern w:val="0"/>
-                <w:sz w:val="22"/>
-                <w:szCs w:val="22"/>
-                <w14:ligatures w14:val="none"/>
-              </w:rPr>
-              <w:t>3,896,563.00</w:t>
+                <w:rFonts w:ascii="Aptos Narrow" w:hAnsi="Aptos Narrow"/>
+                <w:sz w:val="22"/>
+                <w:szCs w:val="22"/>
+              </w:rPr>
+              <w:t>3,896,563</w:t>
             </w:r>
           </w:p>
         </w:tc>
@@ -6866,13 +6775,11 @@
             </w:pPr>
             <w:r>
               <w:rPr>
-                <w:rFonts w:ascii="Aptos Narrow" w:eastAsia="Times New Roman" w:hAnsi="Aptos Narrow" w:cs="Times New Roman"/>
-                <w:kern w:val="0"/>
-                <w:sz w:val="22"/>
-                <w:szCs w:val="22"/>
-                <w14:ligatures w14:val="none"/>
-              </w:rPr>
-              <w:t>59,630.00</w:t>
+                <w:rFonts w:ascii="Aptos Narrow" w:hAnsi="Aptos Narrow"/>
+                <w:sz w:val="22"/>
+                <w:szCs w:val="22"/>
+              </w:rPr>
+              <w:t>59,630</w:t>
             </w:r>
           </w:p>
         </w:tc>
@@ -7233,14 +7140,12 @@
             </w:pPr>
             <w:r>
               <w:rPr>
-                <w:rFonts w:ascii="Aptos Narrow" w:eastAsia="Times New Roman" w:hAnsi="Aptos Narrow" w:cs="Times New Roman"/>
-                <w:color w:val="000000"/>
-                <w:kern w:val="0"/>
-                <w:sz w:val="22"/>
-                <w:szCs w:val="22"/>
-                <w14:ligatures w14:val="none"/>
-              </w:rPr>
-              <w:t>229,539.00</w:t>
+                <w:rFonts w:ascii="Aptos Narrow" w:hAnsi="Aptos Narrow"/>
+                <w:color w:val="000000"/>
+                <w:sz w:val="22"/>
+                <w:szCs w:val="22"/>
+              </w:rPr>
+              <w:t>229,539</w:t>
             </w:r>
           </w:p>
         </w:tc>
@@ -7604,14 +7509,11 @@
             </w:pPr>
             <w:r>
               <w:rPr>
-                <w:rFonts w:ascii="Aptos Narrow" w:eastAsia="Times New Roman" w:hAnsi="Aptos Narrow" w:cs="Times New Roman"/>
-                <w:color w:val="000000"/>
-                <w:kern w:val="0"/>
-                <w:sz w:val="22"/>
-                <w:szCs w:val="22"/>
-                <w14:ligatures w14:val="none"/>
-              </w:rPr>
-              <w:t>227,214.00</w:t>
+                <w:rFonts w:ascii="Aptos Narrow" w:hAnsi="Aptos Narrow"/>
+                <w:sz w:val="22"/>
+                <w:szCs w:val="22"/>
+              </w:rPr>
+              <w:t>227,214</w:t>
             </w:r>
           </w:p>
         </w:tc>
@@ -7977,14 +7879,12 @@
             </w:pPr>
             <w:r>
               <w:rPr>
-                <w:rFonts w:ascii="Aptos Narrow" w:eastAsia="Times New Roman" w:hAnsi="Aptos Narrow" w:cs="Times New Roman"/>
-                <w:color w:val="000000"/>
-                <w:kern w:val="0"/>
-                <w:sz w:val="22"/>
-                <w:szCs w:val="22"/>
-                <w14:ligatures w14:val="none"/>
-              </w:rPr>
-              <w:t>1,066,606.00</w:t>
+                <w:rFonts w:ascii="Aptos Narrow" w:hAnsi="Aptos Narrow"/>
+                <w:color w:val="000000"/>
+                <w:sz w:val="22"/>
+                <w:szCs w:val="22"/>
+              </w:rPr>
+              <w:t>1,066,606</w:t>
             </w:r>
           </w:p>
         </w:tc>
@@ -8348,14 +8248,11 @@
             </w:pPr>
             <w:r>
               <w:rPr>
-                <w:rFonts w:ascii="Aptos Narrow" w:eastAsia="Times New Roman" w:hAnsi="Aptos Narrow" w:cs="Times New Roman"/>
-                <w:color w:val="000000"/>
-                <w:kern w:val="0"/>
-                <w:sz w:val="22"/>
-                <w:szCs w:val="22"/>
-                <w14:ligatures w14:val="none"/>
-              </w:rPr>
-              <w:t>482,530.00</w:t>
+                <w:rFonts w:ascii="Aptos Narrow" w:hAnsi="Aptos Narrow"/>
+                <w:sz w:val="22"/>
+                <w:szCs w:val="22"/>
+              </w:rPr>
+              <w:t>482,530</w:t>
             </w:r>
           </w:p>
         </w:tc>
@@ -8555,29 +8452,7 @@
         <w:tab/>
       </w:r>
       <w:r>
-        <w:t xml:space="preserve">Evaluation is carried out by the </w:t>
-      </w:r>
-      <w:proofErr w:type="gramStart"/>
-      <w:r>
-        <w:t>evaluate</w:t>
-      </w:r>
-      <w:proofErr w:type="gramEnd"/>
-      <w:r>
-        <w:t xml:space="preserve">() function in </w:t>
-      </w:r>
-      <w:r>
-        <w:t>AiandTurnLogic.py</w:t>
-      </w:r>
-      <w:r>
-        <w:t xml:space="preserve">. The Function works to look at 4 cell spaces in the 4 directions vertical, horizontal, and both </w:t>
-      </w:r>
-      <w:proofErr w:type="gramStart"/>
-      <w:r>
-        <w:t>diagonals</w:t>
-      </w:r>
-      <w:proofErr w:type="gramEnd"/>
-      <w:r>
-        <w:t xml:space="preserve">. Scores are applied </w:t>
+        <w:t xml:space="preserve">Evaluation is carried out by the evaluate() function in AiandTurnLogic.py. The Function works to look at 4 cell spaces in the 4 directions vertical, horizontal, and both diagonals. Scores are applied </w:t>
       </w:r>
       <w:r>
         <w:t xml:space="preserve">using the </w:t>
@@ -8618,15 +8493,7 @@
         <w:tab/>
       </w:r>
       <w:r>
-        <w:t xml:space="preserve">The AI in practice blocks and places tokens vertically in to out generally. Using the -1 </w:t>
-      </w:r>
-      <w:proofErr w:type="gramStart"/>
-      <w:r>
-        <w:t>on</w:t>
-      </w:r>
-      <w:proofErr w:type="gramEnd"/>
-      <w:r>
-        <w:t xml:space="preserve"> depth the wins were encouraged to happen as fast as possible. With depth set at 3 or below the AIs were unable to get any meaningful wins </w:t>
+        <w:t xml:space="preserve">The AI in practice blocks and places tokens vertically in to out generally. Using the -1 on depth the wins were encouraged to happen as fast as possible. With depth set at 3 or below the AIs were unable to get any meaningful wins </w:t>
       </w:r>
       <w:r>
         <w:t>without laying “traps. W</w:t>
@@ -8635,15 +8502,7 @@
         <w:t>ith</w:t>
       </w:r>
       <w:r>
-        <w:t xml:space="preserve"> 8 and above the Ais almost exclusively chose </w:t>
-      </w:r>
-      <w:proofErr w:type="gramStart"/>
-      <w:r>
-        <w:t>to not</w:t>
-      </w:r>
-      <w:proofErr w:type="gramEnd"/>
-      <w:r>
-        <w:t xml:space="preserve"> lose and block. </w:t>
+        <w:t xml:space="preserve"> 8 and above the Ais almost exclusively chose to not lose and block. </w:t>
       </w:r>
     </w:p>
     <w:p>
@@ -8666,70 +8525,19 @@
     <w:p>
       <w:r>
         <w:tab/>
+        <w:t xml:space="preserve">A strength of the program is that it is difficult to beat, the AI logic was able to win </w:t>
       </w:r>
-      <w:proofErr w:type="gramStart"/>
       <w:r>
-        <w:t>A strength</w:t>
+        <w:t xml:space="preserve">against me </w:t>
       </w:r>
-      <w:proofErr w:type="gramEnd"/>
       <w:r>
-        <w:t xml:space="preserve"> of the program is that it is difficult to beat, the AI logic was able to win every time with depth set above 4. The program was able run smooth on and </w:t>
+        <w:t xml:space="preserve">every time with depth set </w:t>
       </w:r>
-      <w:proofErr w:type="gramStart"/>
       <w:r>
-        <w:t>give</w:t>
+        <w:t>at least to</w:t>
       </w:r>
-      <w:proofErr w:type="gramEnd"/>
       <w:r>
-        <w:t xml:space="preserve"> expected outcomes. I also think the game result tracking and the ability to toggle the modes within the game without hardcode changes </w:t>
-      </w:r>
-      <w:proofErr w:type="gramStart"/>
-      <w:r>
-        <w:t>makes</w:t>
-      </w:r>
-      <w:proofErr w:type="gramEnd"/>
-      <w:r>
-        <w:t xml:space="preserve"> the program </w:t>
-      </w:r>
-      <w:proofErr w:type="gramStart"/>
-      <w:r>
-        <w:t>really solid</w:t>
-      </w:r>
-      <w:proofErr w:type="gramEnd"/>
-      <w:r>
-        <w:t xml:space="preserve">. The main weakness was complexity. As the levels scaled even with </w:t>
-      </w:r>
-      <w:proofErr w:type="gramStart"/>
-      <w:r>
-        <w:t>pruning</w:t>
-      </w:r>
-      <w:proofErr w:type="gramEnd"/>
-      <w:r>
-        <w:t xml:space="preserve"> I couldn’t increase play speed even with multiprocessing (not implemented in the final project because search states </w:t>
-      </w:r>
-      <w:proofErr w:type="gramStart"/>
-      <w:r>
-        <w:t>was</w:t>
-      </w:r>
-      <w:proofErr w:type="gramEnd"/>
-      <w:r>
-        <w:t xml:space="preserve"> difficult to track). When I was going over the </w:t>
-      </w:r>
-      <w:proofErr w:type="gramStart"/>
-      <w:r>
-        <w:t>built in</w:t>
-      </w:r>
-      <w:proofErr w:type="gramEnd"/>
-      <w:r>
-        <w:t xml:space="preserve"> code review and trying to find a way to run depths 10+ at a reasonable speed the bitwise operation mentioned in class was given as an answer, however I was unable to properly implement it. I think the program came out </w:t>
-      </w:r>
-      <w:proofErr w:type="gramStart"/>
-      <w:r>
-        <w:t>really nice</w:t>
-      </w:r>
-      <w:proofErr w:type="gramEnd"/>
-      <w:r>
-        <w:t xml:space="preserve"> and receiving help from Claude building the framework and GUI using </w:t>
+        <w:t xml:space="preserve"> 4. The program was able run smooth on and give expected outcomes. I also think the game result tracking and the ability to toggle the modes within the game without hardcode changes makes the program really solid. The main weakness was complexity. As the levels scaled even with pruning I couldn’t increase play speed even with multiprocessing (not implemented in the final project because search states was difficult to track). When I was going over the built in code review and trying to find a way to run depths 10+ at a reasonable speed the bitwise operation mentioned in class was given as an answer, however I was unable to properly implement it. I think the program came out really nice and receiving help from Claude building the framework and GUI using </w:t>
       </w:r>
       <w:proofErr w:type="spellStart"/>
       <w:r>
@@ -8737,15 +8545,7 @@
       </w:r>
       <w:proofErr w:type="spellEnd"/>
       <w:r>
-        <w:t xml:space="preserve"> gave a </w:t>
-      </w:r>
-      <w:proofErr w:type="gramStart"/>
-      <w:r>
-        <w:t>really pretty</w:t>
-      </w:r>
-      <w:proofErr w:type="gramEnd"/>
-      <w:r>
-        <w:t xml:space="preserve"> display and allowed me to focus on the algorithmic and logic portions. </w:t>
+        <w:t xml:space="preserve"> gave a really pretty display and allowed me to focus on the algorithmic and logic portions. </w:t>
       </w:r>
     </w:p>
     <w:p>
@@ -8791,15 +8591,7 @@
         <w:tab/>
       </w:r>
       <w:r>
-        <w:t xml:space="preserve">I used Sonnet 4.6 for building the framework, getting </w:t>
-      </w:r>
-      <w:proofErr w:type="gramStart"/>
-      <w:r>
-        <w:t>all of</w:t>
-      </w:r>
-      <w:proofErr w:type="gramEnd"/>
-      <w:r>
-        <w:t xml:space="preserve"> the GUI, key events, </w:t>
+        <w:t xml:space="preserve">I used Sonnet 4.6 for building the framework, getting all of the GUI, key events, </w:t>
       </w:r>
       <w:proofErr w:type="spellStart"/>
       <w:r>
@@ -8807,15 +8599,7 @@
       </w:r>
       <w:proofErr w:type="spellEnd"/>
       <w:r>
-        <w:t xml:space="preserve"> which allowed me to focus my time on building the pruning and algorithm. I also used the built in VS Code review features to clean up repeated logic and syntax analysis where it gave feedback in sections that I tried to </w:t>
-      </w:r>
-      <w:proofErr w:type="gramStart"/>
-      <w:r>
-        <w:t>allowed</w:t>
-      </w:r>
-      <w:proofErr w:type="gramEnd"/>
-      <w:r>
-        <w:t xml:space="preserve"> inline comments to highlight.</w:t>
+        <w:t xml:space="preserve"> which allowed me to focus my time on building the pruning and algorithm. I also used the built in VS Code review features to clean up repeated logic and syntax analysis where it gave feedback in sections that I tried to allowed inline comments to highlight.</w:t>
       </w:r>
     </w:p>
     <w:sectPr>
@@ -9768,6 +9552,7 @@
   <w:style w:type="character" w:default="1" w:styleId="DefaultParagraphFont">
     <w:name w:val="Default Paragraph Font"/>
     <w:uiPriority w:val="1"/>
+    <w:semiHidden/>
     <w:unhideWhenUsed/>
   </w:style>
   <w:style w:type="table" w:default="1" w:styleId="TableNormal">

--- a/Writeup_Assignment2.docx
+++ b/Writeup_Assignment2.docx
@@ -57,22 +57,46 @@
       </w:r>
       <w:proofErr w:type="spellEnd"/>
       <w:r>
-        <w:t xml:space="preserve"> to generate the graphical interface and a minimax search algorithm with an optional alpha-beta pr</w:t>
+        <w:t xml:space="preserve"> to generate the graphical interface and a minimax search algorithm with </w:t>
+      </w:r>
+      <w:proofErr w:type="gramStart"/>
+      <w:r>
+        <w:t>an optional</w:t>
+      </w:r>
+      <w:proofErr w:type="gramEnd"/>
+      <w:r>
+        <w:t xml:space="preserve"> alpha-beta pr</w:t>
       </w:r>
       <w:r>
         <w:t>u</w:t>
       </w:r>
       <w:r>
-        <w:t>ning. The AI based on heuristic logic will choose the optimal choice</w:t>
+        <w:t xml:space="preserve">ning. </w:t>
+      </w:r>
+      <w:proofErr w:type="gramStart"/>
+      <w:r>
+        <w:t>The AI</w:t>
+      </w:r>
+      <w:proofErr w:type="gramEnd"/>
+      <w:r>
+        <w:t xml:space="preserve"> based on heuristic logic will choose the optimal choice</w:t>
       </w:r>
       <w:r>
         <w:t xml:space="preserve"> using piece window, value heuristic, and position hierarchy</w:t>
       </w:r>
       <w:r>
-        <w:t>. The test results show that states explored and average search time to are significantly reduced while maintaining similar outcomes. This becomes more apparen</w:t>
-      </w:r>
-      <w:r>
-        <w:t>t at depths of three and above where times and states explored rapidly diverge between the two methods.</w:t>
+        <w:t>. The test results show that states explored and average search time are significantly reduced while maintaining similar outcomes. This becomes more apparen</w:t>
+      </w:r>
+      <w:r>
+        <w:t xml:space="preserve">t at depths of three and </w:t>
+      </w:r>
+      <w:proofErr w:type="gramStart"/>
+      <w:r>
+        <w:t>above where</w:t>
+      </w:r>
+      <w:proofErr w:type="gramEnd"/>
+      <w:r>
+        <w:t xml:space="preserve"> times and states explored rapidly diverge between the two methods.</w:t>
       </w:r>
       <w:r>
         <w:t xml:space="preserve"> </w:t>
@@ -103,10 +127,24 @@
     <w:p>
       <w:r>
         <w:tab/>
-        <w:t xml:space="preserve">The AI logic and minimax algorithm is covered under the AiandTurnLogic.py file. The algorithm works by performing a depth search to the specified value based on the users input in the gam GUI using the arrow keys. </w:t>
-      </w:r>
-      <w:r>
-        <w:t xml:space="preserve">It maximizes the values for the players turn and minimizes the negatives on the opponent’s turn. </w:t>
+        <w:t>The AI logic and minimax algorithm is covered under the AiandTurnLogic.py file. The algorithm works by performing a depth search to the specified value based on the users input in the gam</w:t>
+      </w:r>
+      <w:r>
+        <w:t>e</w:t>
+      </w:r>
+      <w:r>
+        <w:t xml:space="preserve"> GUI using the arrow keys. </w:t>
+      </w:r>
+      <w:r>
+        <w:t xml:space="preserve">It maximizes the values for the </w:t>
+      </w:r>
+      <w:proofErr w:type="gramStart"/>
+      <w:r>
+        <w:t>players</w:t>
+      </w:r>
+      <w:proofErr w:type="gramEnd"/>
+      <w:r>
+        <w:t xml:space="preserve"> turn and minimizes the negatives on the opponent’s turn. </w:t>
       </w:r>
     </w:p>
     <w:p>
@@ -209,7 +247,15 @@
         </w:numPr>
       </w:pPr>
       <w:r>
-        <w:t>Best column is set based on the valid moves</w:t>
+        <w:t xml:space="preserve">Best column </w:t>
+      </w:r>
+      <w:proofErr w:type="gramStart"/>
+      <w:r>
+        <w:t>is set</w:t>
+      </w:r>
+      <w:proofErr w:type="gramEnd"/>
+      <w:r>
+        <w:t xml:space="preserve"> based on the valid moves</w:t>
       </w:r>
     </w:p>
     <w:p>
@@ -367,8 +413,21 @@
           <w:numId w:val="1"/>
         </w:numPr>
       </w:pPr>
-      <w:r>
-        <w:t>The alpha beta takes the best value and if a leaf is found that is worse or not as good we break the loop instead of iterating to depth</w:t>
+      <w:proofErr w:type="gramStart"/>
+      <w:r>
+        <w:t>The alpha</w:t>
+      </w:r>
+      <w:proofErr w:type="gramEnd"/>
+      <w:r>
+        <w:t xml:space="preserve"> beta takes the best value and if a leaf is found that is worse or not as </w:t>
+      </w:r>
+      <w:proofErr w:type="gramStart"/>
+      <w:r>
+        <w:t>good</w:t>
+      </w:r>
+      <w:proofErr w:type="gramEnd"/>
+      <w:r>
+        <w:t xml:space="preserve"> we break the loop instead of iterating to depth</w:t>
       </w:r>
     </w:p>
     <w:p/>
@@ -395,10 +454,26 @@
         <w:t xml:space="preserve">Alpha-beta pruning was added based on the instructions. In the user interface Alpha-beta can be toggled on/off by using the </w:t>
       </w:r>
       <w:r>
-        <w:t xml:space="preserve">‘A’ key. In the function this is added as a state as part of the minimax algorithm. The alpha beta operates on two ways. </w:t>
-      </w:r>
-      <w:r>
-        <w:t>The alpha works as a best score maximizer while the beta is the best score minimizer</w:t>
+        <w:t xml:space="preserve">‘A’ key. In the function this is added as a state as part of the minimax algorithm. The alpha beta operates </w:t>
+      </w:r>
+      <w:proofErr w:type="gramStart"/>
+      <w:r>
+        <w:t>on</w:t>
+      </w:r>
+      <w:proofErr w:type="gramEnd"/>
+      <w:r>
+        <w:t xml:space="preserve"> two ways. </w:t>
+      </w:r>
+      <w:r>
+        <w:t xml:space="preserve">The alpha works as </w:t>
+      </w:r>
+      <w:proofErr w:type="gramStart"/>
+      <w:r>
+        <w:t>a best</w:t>
+      </w:r>
+      <w:proofErr w:type="gramEnd"/>
+      <w:r>
+        <w:t xml:space="preserve"> score maximizer while the beta is the best score minimizer</w:t>
       </w:r>
       <w:r>
         <w:t xml:space="preserve">. </w:t>
@@ -408,7 +483,13 @@
       </w:r>
       <w:r>
         <w:lastRenderedPageBreak/>
-        <w:t xml:space="preserve">when the alpha is &gt; beta. </w:t>
+        <w:t>when the alpha is &gt;</w:t>
+      </w:r>
+      <w:r>
+        <w:t>=</w:t>
+      </w:r>
+      <w:r>
+        <w:t xml:space="preserve"> beta. </w:t>
       </w:r>
       <w:r>
         <w:t>Based on the chart below, by avoiding exploring these unideal scenarios</w:t>
@@ -8452,7 +8533,23 @@
         <w:tab/>
       </w:r>
       <w:r>
-        <w:t xml:space="preserve">Evaluation is carried out by the evaluate() function in AiandTurnLogic.py. The Function works to look at 4 cell spaces in the 4 directions vertical, horizontal, and both diagonals. Scores are applied </w:t>
+        <w:t xml:space="preserve">Evaluation is carried out by the </w:t>
+      </w:r>
+      <w:proofErr w:type="gramStart"/>
+      <w:r>
+        <w:t>evaluate</w:t>
+      </w:r>
+      <w:proofErr w:type="gramEnd"/>
+      <w:r>
+        <w:t xml:space="preserve">() function in AiandTurnLogic.py. The Function works to look at 4 cell spaces in the 4 directions vertical, horizontal, and both </w:t>
+      </w:r>
+      <w:proofErr w:type="gramStart"/>
+      <w:r>
+        <w:t>diagonals</w:t>
+      </w:r>
+      <w:proofErr w:type="gramEnd"/>
+      <w:r>
+        <w:t xml:space="preserve">. Scores are applied </w:t>
       </w:r>
       <w:r>
         <w:t xml:space="preserve">using the </w:t>
@@ -8463,8 +8560,199 @@
       </w:r>
       <w:proofErr w:type="spellEnd"/>
       <w:r>
-        <w:t xml:space="preserve">() function to apply values based on results. The interesting thing I noticed is by messing with the 3 token value I could switch the win conditions. For example, with a value of 5 the results reflect the table above but with a value of 20 I had the results in the clipped video. </w:t>
-      </w:r>
+        <w:t xml:space="preserve">() function to apply values based on results. </w:t>
+      </w:r>
+      <w:r>
+        <w:t xml:space="preserve">The score sets the value for the alpha-beta pruning logic where values are given based on the table below. If an </w:t>
+      </w:r>
+      <w:proofErr w:type="gramStart"/>
+      <w:r>
+        <w:t>opponents</w:t>
+      </w:r>
+      <w:proofErr w:type="gramEnd"/>
+      <w:r>
+        <w:t xml:space="preserve"> piece is in the given </w:t>
+      </w:r>
+      <w:proofErr w:type="gramStart"/>
+      <w:r>
+        <w:t>window</w:t>
+      </w:r>
+      <w:proofErr w:type="gramEnd"/>
+      <w:r>
+        <w:t xml:space="preserve"> there is no scoreable or winnable option and the returned value is 0. </w:t>
+      </w:r>
+      <w:r>
+        <w:t xml:space="preserve">The interesting thing I noticed is by messing with the 3 token value I could switch the win conditions. For example, with a value of 5 the results reflect the table above but with a value of 20 I had the results in the clipped video. </w:t>
+      </w:r>
+    </w:p>
+    <w:tbl>
+      <w:tblPr>
+        <w:tblStyle w:val="TableGrid"/>
+        <w:tblpPr w:leftFromText="180" w:rightFromText="180" w:vertAnchor="text" w:horzAnchor="margin" w:tblpY="381"/>
+        <w:tblW w:w="0" w:type="auto"/>
+        <w:tblLook w:val="04A0" w:firstRow="1" w:lastRow="0" w:firstColumn="1" w:lastColumn="0" w:noHBand="0" w:noVBand="1"/>
+      </w:tblPr>
+      <w:tblGrid>
+        <w:gridCol w:w="3116"/>
+        <w:gridCol w:w="3117"/>
+      </w:tblGrid>
+      <w:tr>
+        <w:tc>
+          <w:tcPr>
+            <w:tcW w:w="6233" w:type="dxa"/>
+            <w:gridSpan w:val="2"/>
+          </w:tcPr>
+          <w:p>
+            <w:pPr>
+              <w:jc w:val="center"/>
+            </w:pPr>
+            <w:r>
+              <w:t>Scoring Heuristic</w:t>
+            </w:r>
+          </w:p>
+        </w:tc>
+      </w:tr>
+      <w:tr>
+        <w:tc>
+          <w:tcPr>
+            <w:tcW w:w="3116" w:type="dxa"/>
+          </w:tcPr>
+          <w:p>
+            <w:r>
+              <w:t>Tokens</w:t>
+            </w:r>
+          </w:p>
+        </w:tc>
+        <w:tc>
+          <w:tcPr>
+            <w:tcW w:w="3117" w:type="dxa"/>
+          </w:tcPr>
+          <w:p>
+            <w:r>
+              <w:t>Value</w:t>
+            </w:r>
+          </w:p>
+        </w:tc>
+      </w:tr>
+      <w:tr>
+        <w:tc>
+          <w:tcPr>
+            <w:tcW w:w="3116" w:type="dxa"/>
+          </w:tcPr>
+          <w:p>
+            <w:r>
+              <w:t>0</w:t>
+            </w:r>
+          </w:p>
+        </w:tc>
+        <w:tc>
+          <w:tcPr>
+            <w:tcW w:w="3117" w:type="dxa"/>
+          </w:tcPr>
+          <w:p>
+            <w:r>
+              <w:t>0</w:t>
+            </w:r>
+          </w:p>
+        </w:tc>
+      </w:tr>
+      <w:tr>
+        <w:tc>
+          <w:tcPr>
+            <w:tcW w:w="3116" w:type="dxa"/>
+          </w:tcPr>
+          <w:p>
+            <w:r>
+              <w:t>1</w:t>
+            </w:r>
+          </w:p>
+        </w:tc>
+        <w:tc>
+          <w:tcPr>
+            <w:tcW w:w="3117" w:type="dxa"/>
+          </w:tcPr>
+          <w:p>
+            <w:r>
+              <w:t>0</w:t>
+            </w:r>
+          </w:p>
+        </w:tc>
+      </w:tr>
+      <w:tr>
+        <w:tc>
+          <w:tcPr>
+            <w:tcW w:w="3116" w:type="dxa"/>
+          </w:tcPr>
+          <w:p>
+            <w:r>
+              <w:t>2</w:t>
+            </w:r>
+          </w:p>
+        </w:tc>
+        <w:tc>
+          <w:tcPr>
+            <w:tcW w:w="3117" w:type="dxa"/>
+          </w:tcPr>
+          <w:p>
+            <w:r>
+              <w:t>2</w:t>
+            </w:r>
+          </w:p>
+        </w:tc>
+      </w:tr>
+      <w:tr>
+        <w:tc>
+          <w:tcPr>
+            <w:tcW w:w="3116" w:type="dxa"/>
+          </w:tcPr>
+          <w:p>
+            <w:r>
+              <w:t>3</w:t>
+            </w:r>
+          </w:p>
+        </w:tc>
+        <w:tc>
+          <w:tcPr>
+            <w:tcW w:w="3117" w:type="dxa"/>
+          </w:tcPr>
+          <w:p>
+            <w:r>
+              <w:t>20</w:t>
+            </w:r>
+          </w:p>
+        </w:tc>
+      </w:tr>
+      <w:tr>
+        <w:tc>
+          <w:tcPr>
+            <w:tcW w:w="3116" w:type="dxa"/>
+          </w:tcPr>
+          <w:p>
+            <w:r>
+              <w:t>4</w:t>
+            </w:r>
+          </w:p>
+        </w:tc>
+        <w:tc>
+          <w:tcPr>
+            <w:tcW w:w="3117" w:type="dxa"/>
+          </w:tcPr>
+          <w:p>
+            <w:r>
+              <w:t>100</w:t>
+            </w:r>
+          </w:p>
+        </w:tc>
+      </w:tr>
+    </w:tbl>
+    <w:p>
+      <w:pPr>
+        <w:rPr>
+          <w:rFonts w:asciiTheme="majorHAnsi" w:hAnsiTheme="majorHAnsi"/>
+          <w:b/>
+          <w:bCs/>
+        </w:rPr>
+      </w:pPr>
     </w:p>
     <w:p>
       <w:pPr>
@@ -8474,36 +8762,6 @@
           <w:bCs/>
         </w:rPr>
       </w:pPr>
-      <w:r>
-        <w:rPr>
-          <w:rFonts w:asciiTheme="majorHAnsi" w:hAnsiTheme="majorHAnsi"/>
-          <w:b/>
-          <w:bCs/>
-        </w:rPr>
-        <w:t>Sample Gameplay</w:t>
-      </w:r>
-    </w:p>
-    <w:p>
-      <w:r>
-        <w:rPr>
-          <w:rFonts w:asciiTheme="majorHAnsi" w:hAnsiTheme="majorHAnsi"/>
-          <w:b/>
-          <w:bCs/>
-        </w:rPr>
-        <w:tab/>
-      </w:r>
-      <w:r>
-        <w:t xml:space="preserve">The AI in practice blocks and places tokens vertically in to out generally. Using the -1 on depth the wins were encouraged to happen as fast as possible. With depth set at 3 or below the AIs were unable to get any meaningful wins </w:t>
-      </w:r>
-      <w:r>
-        <w:t>without laying “traps. W</w:t>
-      </w:r>
-      <w:r>
-        <w:t>ith</w:t>
-      </w:r>
-      <w:r>
-        <w:t xml:space="preserve"> 8 and above the Ais almost exclusively chose to not lose and block. </w:t>
-      </w:r>
     </w:p>
     <w:p>
       <w:pPr>
@@ -8513,40 +8771,6 @@
           <w:bCs/>
         </w:rPr>
       </w:pPr>
-      <w:r>
-        <w:rPr>
-          <w:rFonts w:asciiTheme="majorHAnsi" w:hAnsiTheme="majorHAnsi"/>
-          <w:b/>
-          <w:bCs/>
-        </w:rPr>
-        <w:t>Conclusion</w:t>
-      </w:r>
-    </w:p>
-    <w:p>
-      <w:r>
-        <w:tab/>
-        <w:t xml:space="preserve">A strength of the program is that it is difficult to beat, the AI logic was able to win </w:t>
-      </w:r>
-      <w:r>
-        <w:t xml:space="preserve">against me </w:t>
-      </w:r>
-      <w:r>
-        <w:t xml:space="preserve">every time with depth set </w:t>
-      </w:r>
-      <w:r>
-        <w:t>at least to</w:t>
-      </w:r>
-      <w:r>
-        <w:t xml:space="preserve"> 4. The program was able run smooth on and give expected outcomes. I also think the game result tracking and the ability to toggle the modes within the game without hardcode changes makes the program really solid. The main weakness was complexity. As the levels scaled even with pruning I couldn’t increase play speed even with multiprocessing (not implemented in the final project because search states was difficult to track). When I was going over the built in code review and trying to find a way to run depths 10+ at a reasonable speed the bitwise operation mentioned in class was given as an answer, however I was unable to properly implement it. I think the program came out really nice and receiving help from Claude building the framework and GUI using </w:t>
-      </w:r>
-      <w:proofErr w:type="spellStart"/>
-      <w:r>
-        <w:t>pygame</w:t>
-      </w:r>
-      <w:proofErr w:type="spellEnd"/>
-      <w:r>
-        <w:t xml:space="preserve"> gave a really pretty display and allowed me to focus on the algorithmic and logic portions. </w:t>
-      </w:r>
     </w:p>
     <w:p>
       <w:pPr>
@@ -8556,6 +8780,210 @@
           <w:bCs/>
         </w:rPr>
       </w:pPr>
+    </w:p>
+    <w:p>
+      <w:pPr>
+        <w:rPr>
+          <w:rFonts w:asciiTheme="majorHAnsi" w:hAnsiTheme="majorHAnsi"/>
+          <w:b/>
+          <w:bCs/>
+        </w:rPr>
+      </w:pPr>
+    </w:p>
+    <w:p>
+      <w:pPr>
+        <w:rPr>
+          <w:rFonts w:asciiTheme="majorHAnsi" w:hAnsiTheme="majorHAnsi"/>
+          <w:b/>
+          <w:bCs/>
+        </w:rPr>
+      </w:pPr>
+    </w:p>
+    <w:p>
+      <w:pPr>
+        <w:rPr>
+          <w:rFonts w:asciiTheme="majorHAnsi" w:hAnsiTheme="majorHAnsi"/>
+          <w:b/>
+          <w:bCs/>
+        </w:rPr>
+      </w:pPr>
+      <w:r>
+        <w:rPr>
+          <w:rFonts w:asciiTheme="majorHAnsi" w:hAnsiTheme="majorHAnsi"/>
+          <w:b/>
+          <w:bCs/>
+        </w:rPr>
+        <w:t>Sample Gameplay</w:t>
+      </w:r>
+    </w:p>
+    <w:p>
+      <w:r>
+        <w:rPr>
+          <w:rFonts w:asciiTheme="majorHAnsi" w:hAnsiTheme="majorHAnsi"/>
+          <w:b/>
+          <w:bCs/>
+        </w:rPr>
+        <w:tab/>
+      </w:r>
+      <w:r>
+        <w:t xml:space="preserve">The AI in practice blocks and places tokens vertically in to out generally. Using the -1 </w:t>
+      </w:r>
+      <w:proofErr w:type="gramStart"/>
+      <w:r>
+        <w:t>on</w:t>
+      </w:r>
+      <w:proofErr w:type="gramEnd"/>
+      <w:r>
+        <w:t xml:space="preserve"> depth the wins were encouraged to happen as fast as possible. With depth set at 3 or below the AIs were unable to get any meaningful wins </w:t>
+      </w:r>
+      <w:r>
+        <w:t>without laying “traps. W</w:t>
+      </w:r>
+      <w:r>
+        <w:t>ith</w:t>
+      </w:r>
+      <w:r>
+        <w:t xml:space="preserve"> 8 and above the Ais almost exclusively chose </w:t>
+      </w:r>
+      <w:proofErr w:type="gramStart"/>
+      <w:r>
+        <w:t>to not</w:t>
+      </w:r>
+      <w:proofErr w:type="gramEnd"/>
+      <w:r>
+        <w:t xml:space="preserve"> lose and block. </w:t>
+      </w:r>
+      <w:r>
+        <w:t>A video example of 2 runs at level 5 and the last at level 6 is in the linked repository.</w:t>
+      </w:r>
+    </w:p>
+    <w:p/>
+    <w:p>
+      <w:pPr>
+        <w:rPr>
+          <w:rFonts w:asciiTheme="majorHAnsi" w:hAnsiTheme="majorHAnsi"/>
+          <w:b/>
+          <w:bCs/>
+        </w:rPr>
+      </w:pPr>
+      <w:r>
+        <w:rPr>
+          <w:rFonts w:asciiTheme="majorHAnsi" w:hAnsiTheme="majorHAnsi"/>
+          <w:b/>
+          <w:bCs/>
+        </w:rPr>
+        <w:t>Conclusion</w:t>
+      </w:r>
+    </w:p>
+    <w:p>
+      <w:r>
+        <w:tab/>
+      </w:r>
+      <w:proofErr w:type="gramStart"/>
+      <w:r>
+        <w:t>A strength</w:t>
+      </w:r>
+      <w:proofErr w:type="gramEnd"/>
+      <w:r>
+        <w:t xml:space="preserve"> of the program is that it is difficult to beat, the AI logic was able to win </w:t>
+      </w:r>
+      <w:r>
+        <w:t xml:space="preserve">against me </w:t>
+      </w:r>
+      <w:r>
+        <w:t xml:space="preserve">every time with depth set </w:t>
+      </w:r>
+      <w:r>
+        <w:t>at least to</w:t>
+      </w:r>
+      <w:r>
+        <w:t xml:space="preserve"> 4. The program was able run smooth on and </w:t>
+      </w:r>
+      <w:proofErr w:type="gramStart"/>
+      <w:r>
+        <w:t>give</w:t>
+      </w:r>
+      <w:proofErr w:type="gramEnd"/>
+      <w:r>
+        <w:t xml:space="preserve"> expected outcomes. I also think the game result tracking and the ability to toggle the modes within the game without hardcode changes </w:t>
+      </w:r>
+      <w:proofErr w:type="gramStart"/>
+      <w:r>
+        <w:t>makes</w:t>
+      </w:r>
+      <w:proofErr w:type="gramEnd"/>
+      <w:r>
+        <w:t xml:space="preserve"> the program </w:t>
+      </w:r>
+      <w:proofErr w:type="gramStart"/>
+      <w:r>
+        <w:t>really solid</w:t>
+      </w:r>
+      <w:proofErr w:type="gramEnd"/>
+      <w:r>
+        <w:t xml:space="preserve">. The main weakness was complexity. As the levels scaled even with </w:t>
+      </w:r>
+      <w:proofErr w:type="gramStart"/>
+      <w:r>
+        <w:t>pruning</w:t>
+      </w:r>
+      <w:proofErr w:type="gramEnd"/>
+      <w:r>
+        <w:t xml:space="preserve"> I couldn’t increase play speed even with multiprocessing (not implemented in the final project because search states </w:t>
+      </w:r>
+      <w:proofErr w:type="gramStart"/>
+      <w:r>
+        <w:t>was</w:t>
+      </w:r>
+      <w:proofErr w:type="gramEnd"/>
+      <w:r>
+        <w:t xml:space="preserve"> difficult to track). When I was going over the </w:t>
+      </w:r>
+      <w:proofErr w:type="gramStart"/>
+      <w:r>
+        <w:t>built in</w:t>
+      </w:r>
+      <w:proofErr w:type="gramEnd"/>
+      <w:r>
+        <w:t xml:space="preserve"> code review and trying to </w:t>
+      </w:r>
+      <w:r>
+        <w:lastRenderedPageBreak/>
+        <w:t xml:space="preserve">find a way to run depths 10+ at a reasonable speed the bitwise operation mentioned in class was given as an answer, however I was unable to properly implement it. I think the program came out </w:t>
+      </w:r>
+      <w:proofErr w:type="gramStart"/>
+      <w:r>
+        <w:t>really nice</w:t>
+      </w:r>
+      <w:proofErr w:type="gramEnd"/>
+      <w:r>
+        <w:t xml:space="preserve"> and receiving help from Claude building the framework and GUI using </w:t>
+      </w:r>
+      <w:proofErr w:type="spellStart"/>
+      <w:r>
+        <w:t>pygame</w:t>
+      </w:r>
+      <w:proofErr w:type="spellEnd"/>
+      <w:r>
+        <w:t xml:space="preserve"> gave a </w:t>
+      </w:r>
+      <w:proofErr w:type="gramStart"/>
+      <w:r>
+        <w:t>really pretty</w:t>
+      </w:r>
+      <w:proofErr w:type="gramEnd"/>
+      <w:r>
+        <w:t xml:space="preserve"> display and allowed me to focus on the algorithmic and logic portions. </w:t>
+      </w:r>
+    </w:p>
+    <w:p>
+      <w:pPr>
+        <w:rPr>
+          <w:rFonts w:asciiTheme="majorHAnsi" w:hAnsiTheme="majorHAnsi"/>
+          <w:b/>
+          <w:bCs/>
+        </w:rPr>
+      </w:pPr>
       <w:r>
         <w:rPr>
           <w:rFonts w:asciiTheme="majorHAnsi" w:hAnsiTheme="majorHAnsi"/>
@@ -8591,7 +9019,15 @@
         <w:tab/>
       </w:r>
       <w:r>
-        <w:t xml:space="preserve">I used Sonnet 4.6 for building the framework, getting all of the GUI, key events, </w:t>
+        <w:t xml:space="preserve">I used Sonnet 4.6 for building the framework, getting </w:t>
+      </w:r>
+      <w:proofErr w:type="gramStart"/>
+      <w:r>
+        <w:t>all of</w:t>
+      </w:r>
+      <w:proofErr w:type="gramEnd"/>
+      <w:r>
+        <w:t xml:space="preserve"> the GUI, key events, </w:t>
       </w:r>
       <w:proofErr w:type="spellStart"/>
       <w:r>
@@ -8599,7 +9035,15 @@
       </w:r>
       <w:proofErr w:type="spellEnd"/>
       <w:r>
-        <w:t xml:space="preserve"> which allowed me to focus my time on building the pruning and algorithm. I also used the built in VS Code review features to clean up repeated logic and syntax analysis where it gave feedback in sections that I tried to allowed inline comments to highlight.</w:t>
+        <w:t xml:space="preserve"> which allowed me to focus my time on building the pruning and algorithm. I also used the built in VS Code review features to clean up repeated logic and syntax analysis where it gave feedback in sections that I tried to </w:t>
+      </w:r>
+      <w:proofErr w:type="gramStart"/>
+      <w:r>
+        <w:t>allowed</w:t>
+      </w:r>
+      <w:proofErr w:type="gramEnd"/>
+      <w:r>
+        <w:t xml:space="preserve"> inline comments to highlight.</w:t>
       </w:r>
     </w:p>
     <w:sectPr>
@@ -9918,6 +10362,25 @@
     <w:unhideWhenUsed/>
     <w:rsid w:val="00973E1C"/>
   </w:style>
+  <w:style w:type="table" w:styleId="TableGrid">
+    <w:name w:val="Table Grid"/>
+    <w:basedOn w:val="TableNormal"/>
+    <w:uiPriority w:val="39"/>
+    <w:rsid w:val="00E426AA"/>
+    <w:pPr>
+      <w:spacing w:after="0" w:line="240" w:lineRule="auto"/>
+    </w:pPr>
+    <w:tblPr>
+      <w:tblBorders>
+        <w:top w:val="single" w:sz="4" w:space="0" w:color="auto"/>
+        <w:left w:val="single" w:sz="4" w:space="0" w:color="auto"/>
+        <w:bottom w:val="single" w:sz="4" w:space="0" w:color="auto"/>
+        <w:right w:val="single" w:sz="4" w:space="0" w:color="auto"/>
+        <w:insideH w:val="single" w:sz="4" w:space="0" w:color="auto"/>
+        <w:insideV w:val="single" w:sz="4" w:space="0" w:color="auto"/>
+      </w:tblBorders>
+    </w:tblPr>
+  </w:style>
 </w:styles>
 </file>
 
